--- a/data/demo-files/Harbourline-Mutual-NDA-v1-redline.docx
+++ b/data/demo-files/Harbourline-Mutual-NDA-v1-redline.docx
@@ -23,7 +23,7 @@
         <w:jc w:val="both"/>
       </w:pPr>
       <w:r>
-        <w:t xml:space="preserve">This Agreement is made between PortSwigger Ltd, a company registered in England and Wales ("PortSwigger"), and Harbourline Hosting Ltd, a Delaware corporation whose principal office is at 200 Harbor Drive, Boston, Massachusetts ("Harbourline").</w:t>
+        <w:t xml:space="preserve">This Agreement is made between PortSwigger Ltd, a company registered in England and Wales ("PortSwigger"), and Harbourline Hosting Ltd, a company registered in England and Wales whose registered office is at Unit 4, Riverside Business Park, Bristol ("Harbourline").</w:t>
       </w:r>
     </w:p>
     <w:p>
@@ -357,7 +357,7 @@
             <w:b w:val="false"/>
             <w:bCs w:val="false"/>
           </w:rPr>
-          <w:t xml:space="preserve">five (5) </w:t>
+          <w:t xml:space="preserve">four (4) </w:t>
         </w:r>
       </w:ins>
       <w:r>
@@ -614,7 +614,7 @@
         <w:jc w:val="both"/>
       </w:pPr>
       <w:r>
-        <w:t xml:space="preserve">Signed for and on behalf of PortSwigger Ltd by [Authorised Signatory], Director. Signed for and on behalf of Harbourline Hosting Ltd by Dana Whitfield, General Counsel.</w:t>
+        <w:t xml:space="preserve">Signed for and on behalf of PortSwigger Ltd by [Authorised Signatory], Director. Signed for and on behalf of Harbourline Hosting Ltd by Sam Okafor, General Counsel.</w:t>
       </w:r>
     </w:p>
     <w:sectPr>
@@ -653,7 +653,7 @@
   <w:comment w:id="3" w:author="Harbourline Legal" w:date="2026-10-12T14:30:00.000Z">
     <w:p>
       <w:r>
-        <w:t xml:space="preserve">Our board requires a five-year term for all supplier NDAs.</w:t>
+        <w:t xml:space="preserve">Our board requires a four-year term for all supplier NDAs.</w:t>
       </w:r>
     </w:p>
   </w:comment>

--- a/data/demo-files/Harbourline-Mutual-NDA-v1-redline.docx
+++ b/data/demo-files/Harbourline-Mutual-NDA-v1-redline.docx
@@ -23,7 +23,7 @@
         <w:jc w:val="both"/>
       </w:pPr>
       <w:r>
-        <w:t xml:space="preserve">This Agreement is made between PortSwigger Ltd, a company registered in England and Wales ("PortSwigger"), and Harbourline Hosting Ltd, a company registered in England and Wales whose registered office is at Unit 4, Riverside Business Park, Bristol ("Harbourline").</w:t>
+        <w:t xml:space="preserve">This Agreement is made between Example Ltd, a company registered in England and Wales ("Example"), and Harbourline Hosting Ltd, a company registered in England and Wales whose registered office is at Unit 4, Riverside Business Park, Bristol ("Harbourline").</w:t>
       </w:r>
     </w:p>
     <w:p>
@@ -604,7 +604,7 @@
             <w:b w:val="false"/>
             <w:bCs w:val="false"/>
           </w:rPr>
-          <w:t xml:space="preserve">Non-solicitation. During the term of this Agreement and for twenty-four (24) months after it ends, PortSwigger shall not directly or indirectly solicit, employ or engage any employee of Harbourline with whom it has had contact in connection with the Purpose.</w:t>
+          <w:t xml:space="preserve">Non-solicitation. During the term of this Agreement and for twenty-four (24) months after it ends, Example shall not directly or indirectly solicit, employ or engage any employee of Harbourline with whom it has had contact in connection with the Purpose.</w:t>
         </w:r>
       </w:ins>
     </w:p>
@@ -614,7 +614,7 @@
         <w:jc w:val="both"/>
       </w:pPr>
       <w:r>
-        <w:t xml:space="preserve">Signed for and on behalf of PortSwigger Ltd by [Authorised Signatory], Director. Signed for and on behalf of Harbourline Hosting Ltd by Sam Okafor, General Counsel.</w:t>
+        <w:t xml:space="preserve">Signed for and on behalf of Example Ltd by [Authorised Signatory], Director. Signed for and on behalf of Harbourline Hosting Ltd by Sam Okafor, General Counsel.</w:t>
       </w:r>
     </w:p>
     <w:sectPr>
